--- a/zaini_case_audit_output/outputs/word/documents/096_مرفق رقم 8 ـ مذكرة من المحامي ابو راشد في الدعوى 42824717 ـ 25-04-1443 هـ.docx
+++ b/zaini_case_audit_output/outputs/word/documents/096_مرفق رقم 8 ـ مذكرة من المحامي ابو راشد في الدعوى 42824717 ـ 25-04-1443 هـ.docx
@@ -70,14 +70,13 @@
     <w:p/>
     <w:p>
       <w:pPr>
+        <w:pStyle w:val="Heading2"/>
         <w:jc w:val="right"/>
         <w:bidi/>
       </w:pPr>
       <w:r>
-        <w:rPr>
-          <w:b w:val="0"/>
-          <w:i w:val="0"/>
-        </w:rPr>
+        <w:t>[نص الضبط / الحكم — المتن الفعلي] ===</w:t>
+        <w:br/>
         <w:t>يماحملا بتكم</w:t>
       </w:r>
     </w:p>
@@ -434,14 +433,13 @@
     </w:p>
     <w:p>
       <w:pPr>
+        <w:pStyle w:val="Heading2"/>
         <w:jc w:val="right"/>
         <w:bidi/>
       </w:pPr>
       <w:r>
-        <w:rPr>
-          <w:b w:val="0"/>
-          <w:i w:val="0"/>
-        </w:rPr>
+        <w:t>[ترويسة / كليشة وزارة العدل — معلومات رسمية متكررة] ===</w:t>
+        <w:br/>
         <w:t>K.S.A - Jeddah, Safia Bint Abdulmutalib Street - Tel.: 6554777 / 6550303 - Fax: 6550707 - P.O.Box: 40598 Jeddah 21511 E-mail: info@aburashed.org - www.aburashed.org</w:t>
       </w:r>
     </w:p>

--- a/zaini_case_audit_output/outputs/word/documents/096_مرفق رقم 8 ـ مذكرة من المحامي ابو راشد في الدعوى 42824717 ـ 25-04-1443 هـ.docx
+++ b/zaini_case_audit_output/outputs/word/documents/096_مرفق رقم 8 ـ مذكرة من المحامي ابو راشد في الدعوى 42824717 ـ 25-04-1443 هـ.docx
@@ -77,7 +77,7 @@
       <w:r>
         <w:t>[نص الضبط / الحكم — المتن الفعلي] ===</w:t>
         <w:br/>
-        <w:t>يماحملا بتكم</w:t>
+        <w:t>مكتب المحامي</w:t>
       </w:r>
     </w:p>
     <w:p>
@@ -420,6 +420,18 @@
     </w:p>
     <w:p>
       <w:pPr>
+        <w:pStyle w:val="Heading2"/>
+        <w:jc w:val="right"/>
+        <w:bidi/>
+      </w:pPr>
+      <w:r>
+        <w:t>[ترويسة / كليشة وزارة العدل — معلومات رسمية متكررة] ===</w:t>
+        <w:br/>
+        <w:t>المملكة العربية السعودية - جدة - شارع صفية بنت عبدالمطلب - هاتف: ١٦٥٥٤٧٧٧ / ٦٥٥٠٣٠٣ - فاكس: ٦٥٥٠٧٠٧ - ص.ب ٤٠٥٩٨ جدة ٢١٥١١</w:t>
+      </w:r>
+    </w:p>
+    <w:p>
+      <w:pPr>
         <w:jc w:val="right"/>
         <w:bidi/>
       </w:pPr>
@@ -428,18 +440,6 @@
           <w:b w:val="0"/>
           <w:i w:val="0"/>
         </w:rPr>
-        <w:t>٢١٥١١ ةدج ٤٠٥٩٨ ب.ص - ٦٥٥٠٧٠٧ :سكاف - ٦٥٥٠٣٠٣ / ١٦٥٥٤٧٧٧ :فتاه - بلطملادبع تنب ةيفص عراش - ةدج - ةيدوعسلا ةيبرعلا ةكلمملا</w:t>
-      </w:r>
-    </w:p>
-    <w:p>
-      <w:pPr>
-        <w:pStyle w:val="Heading2"/>
-        <w:jc w:val="right"/>
-        <w:bidi/>
-      </w:pPr>
-      <w:r>
-        <w:t>[ترويسة / كليشة وزارة العدل — معلومات رسمية متكررة] ===</w:t>
-        <w:br/>
         <w:t>K.S.A - Jeddah, Safia Bint Abdulmutalib Street - Tel.: 6554777 / 6550303 - Fax: 6550707 - P.O.Box: 40598 Jeddah 21511 E-mail: info@aburashed.org - www.aburashed.org</w:t>
       </w:r>
     </w:p>

--- a/zaini_case_audit_output/outputs/word/documents/096_مرفق رقم 8 ـ مذكرة من المحامي ابو راشد في الدعوى 42824717 ـ 25-04-1443 هـ.docx
+++ b/zaini_case_audit_output/outputs/word/documents/096_مرفق رقم 8 ـ مذكرة من المحامي ابو راشد في الدعوى 42824717 ـ 25-04-1443 هـ.docx
@@ -75,7 +75,7 @@
         <w:bidi/>
       </w:pPr>
       <w:r>
-        <w:t>[نص الضبط / الحكم — المتن الفعلي] ===</w:t>
+        <w:t>[المتن الفعلي: الوقائع / الأسباب / المنطوق] ===</w:t>
         <w:br/>
         <w:t>مكتب المحامي</w:t>
       </w:r>
@@ -290,14 +290,13 @@
     </w:p>
     <w:p>
       <w:pPr>
+        <w:pStyle w:val="Heading2"/>
         <w:jc w:val="right"/>
         <w:bidi/>
       </w:pPr>
       <w:r>
-        <w:rPr>
-          <w:b w:val="0"/>
-          <w:i w:val="0"/>
-        </w:rPr>
+        <w:t>[المُرسَل إليه / المخاطَب والتحية] ===</w:t>
+        <w:br/>
         <w:t>حفظه الله</w:t>
       </w:r>
     </w:p>
@@ -329,14 +328,13 @@
     </w:p>
     <w:p>
       <w:pPr>
+        <w:pStyle w:val="Heading2"/>
         <w:jc w:val="right"/>
         <w:bidi/>
       </w:pPr>
       <w:r>
-        <w:rPr>
-          <w:b w:val="0"/>
-          <w:i w:val="0"/>
-        </w:rPr>
+        <w:t>[المتن الفعلي: الوقائع / الأسباب / المنطوق] ===</w:t>
+        <w:br/>
         <w:t>الموضوع : وقائع جلسة يوم الثلاثاء ١٤٤٣/٠٤/٢٥هـ الموافق ٢٠٢١/١١/٣٠م في الدعوى رقم ( ٤٢٨٢٤٧١٧) المقامة من قبل عدنان أحمد زيني ضد السيد / أسامة أحمد زيني والمنظورة لدى الدائرة الاولى بالمحكمة التجارية بجدة .</w:t>
       </w:r>
     </w:p>
@@ -425,7 +423,7 @@
         <w:bidi/>
       </w:pPr>
       <w:r>
-        <w:t>[ترويسة / كليشة وزارة العدل — معلومات رسمية متكررة] ===</w:t>
+        <w:t>[ترويسة / كليشة رسمية — معلومات متكررة] ===</w:t>
         <w:br/>
         <w:t>المملكة العربية السعودية - جدة - شارع صفية بنت عبدالمطلب - هاتف: ١٦٥٥٤٧٧٧ / ٦٥٥٠٣٠٣ - فاكس: ٦٥٥٠٧٠٧ - ص.ب ٤٠٥٩٨ جدة ٢١٥١١</w:t>
       </w:r>

--- a/zaini_case_audit_output/outputs/word/documents/096_مرفق رقم 8 ـ مذكرة من المحامي ابو راشد في الدعوى 42824717 ـ 25-04-1443 هـ.docx
+++ b/zaini_case_audit_output/outputs/word/documents/096_مرفق رقم 8 ـ مذكرة من المحامي ابو راشد في الدعوى 42824717 ـ 25-04-1443 هـ.docx
@@ -53,20 +53,6 @@
         <w:t>[مخرج آلي / Script Output - سماوي]  [مخرج آلي يحتاج مراجعة بشرية - وردي]</w:t>
       </w:r>
     </w:p>
-    <w:p>
-      <w:pPr>
-        <w:jc w:val="right"/>
-        <w:bidi/>
-      </w:pPr>
-      <w:r>
-        <w:rPr>
-          <w:b w:val="0"/>
-          <w:i/>
-          <w:color w:val="C00000"/>
-        </w:rPr>
-        <w:t>[نص ممسوح OCR صُحِّح ترتيبه آلياً — قد يحتوي أخطاء طفيفة]</w:t>
-      </w:r>
-    </w:p>
     <w:p/>
     <w:p>
       <w:pPr>
@@ -90,32 +76,30 @@
           <w:b w:val="0"/>
           <w:i w:val="0"/>
         </w:rPr>
-        <w:t>دشار وبأ يماس دلاخ</w:t>
+        <w:t>خالد سامي أبو راشد</w:t>
       </w:r>
     </w:p>
     <w:p>
       <w:pPr>
+        <w:pStyle w:val="Heading2"/>
         <w:jc w:val="right"/>
         <w:bidi/>
       </w:pPr>
       <w:r>
-        <w:rPr>
-          <w:b w:val="0"/>
-          <w:i w:val="0"/>
-        </w:rPr>
-        <w:t>٣١٠٠٤١٤٩٩٤٠٠٠٠٣ :يبيرضلا مقرلا لدعلا ةرازو (٢٣/١٤٠) مقر صيخرت ةاماحملاو ةينوناقلا تاراشتسإلل</w:t>
+        <w:t>[ترويسة / كليشة رسمية — معلومات متكررة] ===</w:t>
+        <w:br/>
+        <w:t>للإستشارات القانونية والمحاماة ترخيص رقم (٢٣/١٤٠) وزارة العدل الرقم الضريبي: ٣١٠٠٤١٤٩٩٤٠٠٠٠٣</w:t>
       </w:r>
     </w:p>
     <w:p>
       <w:pPr>
+        <w:pStyle w:val="Heading2"/>
         <w:jc w:val="right"/>
         <w:bidi/>
       </w:pPr>
       <w:r>
-        <w:rPr>
-          <w:b w:val="0"/>
-          <w:i w:val="0"/>
-        </w:rPr>
+        <w:t>[المتن الفعلي: الوقائع / الأسباب / المنطوق] ===</w:t>
+        <w:br/>
         <w:t>بسم الله الرحمن الرحيم</w:t>
       </w:r>
     </w:p>
@@ -181,7 +165,7 @@
           <w:b w:val="0"/>
           <w:i w:val="0"/>
         </w:rPr>
-        <w:t>( ةيصخشلا اياضقلا ) ماعلا ريدملا - ينيز ةماسأ نب دمحأ / ذاتسألا ةداعس</w:t>
+        <w:t>سعادة الأستاذ / أحمد بن أسامة زيني - المدير العام ( القضايا الشخصية )</w:t>
       </w:r>
     </w:p>
     <w:p>
@@ -194,7 +178,7 @@
           <w:b w:val="0"/>
           <w:i w:val="0"/>
         </w:rPr>
-        <w:t>ةينوناقلا نوؤشلل ريدملا دعاسم - ناشيمحاب رونأ / ذاتسألا ةداعسل ةروص .. ةينوناقلا ةرادإلا ريدم - نيدلا ريخ رهاط / ذاتسألا ينوناقلا راشتسملا ةداعسل ةروص ..</w:t>
+        <w:t>.. صورة لسعادة المستشار القانوني الأستاذ / طاهر خير الدين - مدير الإدارة القانونية .. صورة لسعادة الأستاذ / أنور باحميشان - مساعد المدير للشؤون القانونية</w:t>
       </w:r>
     </w:p>
     <w:p>
@@ -259,7 +243,7 @@
           <w:b w:val="0"/>
           <w:i w:val="0"/>
         </w:rPr>
-        <w:t>قفاوملا</w:t>
+        <w:t>الموافق</w:t>
       </w:r>
     </w:p>
     <w:p>
@@ -400,7 +384,7 @@
           <w:b w:val="0"/>
           <w:i w:val="0"/>
         </w:rPr>
-        <w:t>ار وبأ يماس دلاخ يماحملا</w:t>
+        <w:t>المحامي خالد سامي أبو را</w:t>
       </w:r>
     </w:p>
     <w:p>
@@ -413,7 +397,7 @@
           <w:b w:val="0"/>
           <w:i w:val="0"/>
         </w:rPr>
-        <w:t>(ًاقباس) زيزعلا دبع كلملا ةعماجب نواعتم ذاتسأ - ةيدوعسلا لدعلا ةرازو ىدل دمتعم مكحم يجيلخلا نواعتلا سلجم لودل ميكحتلا زكرم ىدل دمتعم مكحم - ندنلب نييلودلا نيمكحملا دهعم وضع</w:t>
+        <w:t>عضو معهد المحكمين الدوليين بلندن - محكم معتمد لدى مركز التحكيم لدول مجلس التعاون الخليجي محكم معتمد لدى وزارة العدل السعودية - أستاذ متعاون بجامعة الملك عبد العزيز (سابقاً)</w:t>
       </w:r>
     </w:p>
     <w:p>
